--- a/data/ai_texts/AI_text_90.docx
+++ b/data/ai_texts/AI_text_90.docx
@@ -14,7 +14,7 @@
     </w:p>
     <w:p>
       <w:r>
-        <w:t>The spring show featured a diverse array of dance performances, each with distinct characteristics and artistic intent. The opening act, a contemporary piece, involved six dancers whose fluid movements synchronized perfectly with a haunting piano melody. The costumes were minimalist, emphasizing the dancers' expressions and the emotional gravity of the performance, which seemed to explore themes of loss and reconciliation. Another performance showcased a vibrant jazz routine with eight dancers clad in colorful attire that matched the upbeat tempo of a classic big band song, embodying the exuberance and energy typical of the jazz dance style. According to Kassing and Jay-Kirschenbaum (Ref-u516239), such diverse dance styles serve not only to entertain but also to communicate complex narratives and emotions, inviting audiences to engage with the performance on multiple levels.</w:t>
+        <w:t>The spring show featured a diverse array of dance performances, each with distinct characteristics and artistic intent. The opening act, a contemporary piece, involved six dancers whose fluid movements synchronized perfectly with a haunting piano melody. The costumes were minimalist, emphasizing the dancers' expressions and the emotional gravity of the performance, which seemed to explore themes of loss and reconciliation. Another performance showcased a vibrant jazz routine with eight dancers clad in colorful attire that matched the upbeat tempo of a classic big band song, embodying the exuberance and energy typical of the jazz dance style. According to Kassing and Jay-Kirschenbaum (Ref-u693473), such diverse dance styles serve not only to entertain but also to communicate complex narratives and emotions, inviting audiences to engage with the performance on multiple levels.</w:t>
       </w:r>
     </w:p>
     <w:p>
@@ -29,7 +29,7 @@
     </w:p>
     <w:p>
       <w:r>
-        <w:t>The favorite performance from the spring show was a mesmerizing contemporary ballet piece featuring four dancers. Their movements were a harmonious blend of classical ballet and modern dance, performed to an evocative orchestral score that heightened the emotional depth of the piece. The dancers wore ethereal costumes, with flowing fabric that accentuated their graceful extensions and leaps, creating a visual spectacle that captured the audience's attention. This performance stood out due to its seamless integration of dance and music, which, as noted by (Ref-u467506), can evoke profound emotional responses and communicate complex themes. The captivating presence of the dancers, combined with the fluidity of their movements and the poignant musical accompaniment, created an immersive experience that was both aesthetically pleasing and emotionally stirring, inviting viewers to reflect on themes of transcendence and unity.</w:t>
+        <w:t>The favorite performance from the spring show was a mesmerizing contemporary ballet piece featuring four dancers. Their movements were a harmonious blend of classical ballet and modern dance, performed to an evocative orchestral score that heightened the emotional depth of the piece. The dancers wore ethereal costumes, with flowing fabric that accentuated their graceful extensions and leaps, creating a visual spectacle that captured the audience's attention. This performance stood out due to its seamless integration of dance and music, which, as noted by (Ref-f628785), can evoke profound emotional responses and communicate complex themes. The captivating presence of the dancers, combined with the fluidity of their movements and the poignant musical accompaniment, created an immersive experience that was both aesthetically pleasing and emotionally stirring, inviting viewers to reflect on themes of transcendence and unity.</w:t>
       </w:r>
     </w:p>
     <w:p>
@@ -39,12 +39,12 @@
     </w:p>
     <w:p>
       <w:r>
-        <w:t>The least favorite performance from the spring show was a hip-hop routine featuring ten dancers. Despite the high energy typical of hip-hop, the synchronization of movements was inconsistent, which detracted from the intended impact. The song choice, a popular contemporary track, seemed mismatched with the dancers' attire, which consisted of formal suits that restricted their movements and seemed incongruous with the genre. According to Koch et al. (Ref-f352488), the alignment of music, costume, and choreography is crucial in enhancing the psychological engagement of dance performances. To improve this routine, a more cohesive approach could be adopted, such as selecting costumes that allow for greater freedom of movement and adjusting the choreography to better match the song's rhythm and style, thereby creating a more harmonious and engaging performance presence.</w:t>
+        <w:t>The least favorite performance from the spring show was a hip-hop routine featuring ten dancers. Despite the high energy typical of hip-hop, the synchronization of movements was inconsistent, which detracted from the intended impact. The song choice, a popular contemporary track, seemed mismatched with the dancers' attire, which consisted of formal suits that restricted their movements and seemed incongruous with the genre. According to Koch et al. (Ref-u744123), the alignment of music, costume, and choreography is crucial in enhancing the psychological engagement of dance performances. To improve this routine, a more cohesive approach could be adopted, such as selecting costumes that allow for greater freedom of movement and adjusting the choreography to better match the song's rhythm and style, thereby creating a more harmonious and engaging performance presence.</w:t>
       </w:r>
     </w:p>
     <w:p>
       <w:r>
-        <w:t>Reflecting on the hip-hop routine's potential for enhancement, several modifications could elevate its overall impact. First, reconsidering the choreography to better align with the musical rhythm could enhance synchronization, thus improving the performance's cohesion and energy. Additionally, opting for costumes that allow greater freedom of movement would not only improve the dancers' ability to execute energetic moves but also align more closely with hip-hop's dynamic nature. As Koch et al. suggest, the psychological engagement of a performance is significantly influenced by the congruence of music, costume, and choreography, emphasizing the need for a harmonious presentation (Ref-f622279). By integrating these changes, the routine could transform into a more captivating and seamless experience, effectively capturing the essence of hip-hop and enhancing audience engagement.</w:t>
+        <w:t>Reflecting on the hip-hop routine's potential for enhancement, several modifications could elevate its overall impact. First, reconsidering the choreography to better align with the musical rhythm could enhance synchronization, thus improving the performance's cohesion and energy. Additionally, opting for costumes that allow greater freedom of movement would not only improve the dancers' ability to execute energetic moves but also align more closely with hip-hop's dynamic nature. As Koch et al. suggest, the psychological engagement of a performance is significantly influenced by the congruence of music, costume, and choreography, emphasizing the need for a harmonious presentation (Ref-u793585). By integrating these changes, the routine could transform into a more captivating and seamless experience, effectively capturing the essence of hip-hop and enhancing audience engagement.</w:t>
       </w:r>
     </w:p>
     <w:p>
@@ -54,7 +54,7 @@
     </w:p>
     <w:p>
       <w:r>
-        <w:t>For the winter showcase, I envision a contemporary dance piece featuring eight dancers, aiming to explore themes of transformation and renewal. The chosen dance style will seamlessly integrate fluid movements with sharp contrasts, set to an ethereal soundtrack that complements the narrative arc of the performance. Costumes will be designed with flowing fabrics in shades of blue and silver, symbolizing the fluidity and change inherent in the piece. Lighting choices will play a crucial role, with dynamic shifts in intensity and color to enhance the emotional journey of the performance, creating an immersive atmosphere that captivates the audience. According to Greer (Ref-u532619), incorporating innovative strategies and creative praxis in dance showcases can enrich the audience's experience, making the proposed choreography both engaging and thought-provoking.</w:t>
+        <w:t>For the winter showcase, I envision a contemporary dance piece featuring eight dancers, aiming to explore themes of transformation and renewal. The chosen dance style will seamlessly integrate fluid movements with sharp contrasts, set to an ethereal soundtrack that complements the narrative arc of the performance. Costumes will be designed with flowing fabrics in shades of blue and silver, symbolizing the fluidity and change inherent in the piece. Lighting choices will play a crucial role, with dynamic shifts in intensity and color to enhance the emotional journey of the performance, creating an immersive atmosphere that captivates the audience. According to Greer (Ref-f845082), incorporating innovative strategies and creative praxis in dance showcases can enrich the audience's experience, making the proposed choreography both engaging and thought-provoking.</w:t>
       </w:r>
     </w:p>
     <w:p>
